--- a/06_산출물_문서/2계층_절차서/QP-816_변경관리.docx
+++ b/06_산출물_문서/2계층_절차서/QP-816_변경관리.docx
@@ -270,11 +270,11 @@
     </w:p>
     <w:tbl>
       <w:tblPr>
-        <w:tblW w:w="8788" w:type="dxa"/>
         <w:tblCellMar>
           <w:left w:w="108" w:type="dxa"/>
           <w:right w:w="108" w:type="dxa"/>
         </w:tblCellMar>
+        <w:tblW w:w="8788" w:type="dxa"/>
         <w:tblBorders>
           <w:top w:val="single" w:sz="4" w:color="2E74B5" w:space="0"/>
           <w:left w:val="single" w:sz="4" w:color="2E74B5" w:space="0"/>
@@ -294,13 +294,13 @@
         <w:tc>
           <w:tcPr>
             <w:tcW w:w="1500" w:type="dxa"/>
-            <w:shd w:val="clear" w:color="auto" w:fill="D9D9D9"/>
-            <w:tcMar>
-              <w:top w:w="60" w:type="dxa"/>
-              <w:left w:w="120" w:type="dxa"/>
-              <w:bottom w:w="60" w:type="dxa"/>
-              <w:right w:w="120" w:type="dxa"/>
-            </w:tcMar>
+            <w:tcMar>
+              <w:top w:w="60" w:type="dxa"/>
+              <w:left w:w="120" w:type="dxa"/>
+              <w:bottom w:w="60" w:type="dxa"/>
+              <w:right w:w="120" w:type="dxa"/>
+            </w:tcMar>
+            <w:shd w:val="clear" w:color="auto" w:fill="DEEAF1"/>
           </w:tcPr>
           <w:p>
             <w:pPr>
@@ -320,13 +320,13 @@
         <w:tc>
           <w:tcPr>
             <w:tcW w:w="2800" w:type="dxa"/>
-            <w:shd w:val="clear" w:color="auto" w:fill="D9D9D9"/>
-            <w:tcMar>
-              <w:top w:w="60" w:type="dxa"/>
-              <w:left w:w="120" w:type="dxa"/>
-              <w:bottom w:w="60" w:type="dxa"/>
-              <w:right w:w="120" w:type="dxa"/>
-            </w:tcMar>
+            <w:tcMar>
+              <w:top w:w="60" w:type="dxa"/>
+              <w:left w:w="120" w:type="dxa"/>
+              <w:bottom w:w="60" w:type="dxa"/>
+              <w:right w:w="120" w:type="dxa"/>
+            </w:tcMar>
+            <w:shd w:val="clear" w:color="auto" w:fill="DEEAF1"/>
           </w:tcPr>
           <w:p>
             <w:pPr>
@@ -346,13 +346,13 @@
         <w:tc>
           <w:tcPr>
             <w:tcW w:w="2000" w:type="dxa"/>
-            <w:shd w:val="clear" w:color="auto" w:fill="D9D9D9"/>
-            <w:tcMar>
-              <w:top w:w="60" w:type="dxa"/>
-              <w:left w:w="120" w:type="dxa"/>
-              <w:bottom w:w="60" w:type="dxa"/>
-              <w:right w:w="120" w:type="dxa"/>
-            </w:tcMar>
+            <w:tcMar>
+              <w:top w:w="60" w:type="dxa"/>
+              <w:left w:w="120" w:type="dxa"/>
+              <w:bottom w:w="60" w:type="dxa"/>
+              <w:right w:w="120" w:type="dxa"/>
+            </w:tcMar>
+            <w:shd w:val="clear" w:color="auto" w:fill="DEEAF1"/>
           </w:tcPr>
           <w:p>
             <w:pPr>
@@ -372,13 +372,13 @@
         <w:tc>
           <w:tcPr>
             <w:tcW w:w="2488" w:type="dxa"/>
-            <w:shd w:val="clear" w:color="auto" w:fill="D9D9D9"/>
-            <w:tcMar>
-              <w:top w:w="60" w:type="dxa"/>
-              <w:left w:w="120" w:type="dxa"/>
-              <w:bottom w:w="60" w:type="dxa"/>
-              <w:right w:w="120" w:type="dxa"/>
-            </w:tcMar>
+            <w:tcMar>
+              <w:top w:w="60" w:type="dxa"/>
+              <w:left w:w="120" w:type="dxa"/>
+              <w:bottom w:w="60" w:type="dxa"/>
+              <w:right w:w="120" w:type="dxa"/>
+            </w:tcMar>
+            <w:shd w:val="clear" w:color="auto" w:fill="DEEAF1"/>
           </w:tcPr>
           <w:p>
             <w:pPr>
@@ -1222,7 +1222,7 @@
         </w:trPr>
         <w:tc>
           <w:tcPr>
-            <w:tcW w:w="2460" w:type="dxa"/>
+            <w:tcW w:w="1618" w:type="dxa"/>
             <w:tcMar>
               <w:top w:w="60" w:type="dxa"/>
               <w:left w:w="120" w:type="dxa"/>
@@ -1243,7 +1243,7 @@
         </w:tc>
         <w:tc>
           <w:tcPr>
-            <w:tcW w:w="6328" w:type="dxa"/>
+            <w:tcW w:w="7170" w:type="dxa"/>
             <w:tcMar>
               <w:top w:w="60" w:type="dxa"/>
               <w:left w:w="120" w:type="dxa"/>
@@ -1265,9 +1265,7 @@
       </w:tr>
       <w:tr>
         <w:tc>
-          <w:tcPr>
-            <w:tcW w:w="2460" w:type="dxa"/>
-          </w:tcPr>
+          <w:tcPr/>
           <w:p>
             <w:pPr>
               <w:pStyle w:val="Compact"/>
@@ -1279,7 +1277,7 @@
         </w:tc>
         <w:tc>
           <w:tcPr>
-            <w:tcW w:w="6328" w:type="dxa"/>
+            <w:tcW w:w="7170" w:type="dxa"/>
             <w:tcMar>
               <w:top w:w="60" w:type="dxa"/>
               <w:left w:w="120" w:type="dxa"/>
@@ -1312,6 +1310,7 @@
         </w:tc>
         <w:tc>
           <w:tcPr>
+            <w:tcW w:w="7170" w:type="dxa"/>
             <w:tcMar>
               <w:top w:w="60" w:type="dxa"/>
               <w:left w:w="120" w:type="dxa"/>
@@ -1343,9 +1342,7 @@
           </w:p>
         </w:tc>
         <w:tc>
-          <w:tcPr>
-            <w:tcW w:w="6328" w:type="dxa"/>
-          </w:tcPr>
+          <w:tcPr/>
           <w:p>
             <w:pPr>
               <w:pStyle w:val="Compact"/>
@@ -1358,19 +1355,10 @@
       </w:tr>
       <w:tr>
         <w:tc>
-          <w:tcPr>
-            <w:tcW w:w="2460" w:type="dxa"/>
-            <w:tcMar>
-              <w:top w:w="60" w:type="dxa"/>
-              <w:left w:w="120" w:type="dxa"/>
-              <w:bottom w:w="60" w:type="dxa"/>
-              <w:right w:w="120" w:type="dxa"/>
-            </w:tcMar>
-          </w:tcPr>
-          <w:p>
-            <w:pPr>
-              <w:pStyle w:val="Compact"/>
-              <w:wordWrap w:val="1"/>
+          <w:tcPr/>
+          <w:p>
+            <w:pPr>
+              <w:pStyle w:val="Compact"/>
             </w:pPr>
             <w:r>
               <w:t xml:space="preserve">설비 변경</w:t>
@@ -1378,10 +1366,19 @@
           </w:p>
         </w:tc>
         <w:tc>
-          <w:tcPr/>
-          <w:p>
-            <w:pPr>
-              <w:pStyle w:val="Compact"/>
+          <w:tcPr>
+            <w:tcW w:w="7170" w:type="dxa"/>
+            <w:tcMar>
+              <w:top w:w="60" w:type="dxa"/>
+              <w:left w:w="120" w:type="dxa"/>
+              <w:bottom w:w="60" w:type="dxa"/>
+              <w:right w:w="120" w:type="dxa"/>
+            </w:tcMar>
+          </w:tcPr>
+          <w:p>
+            <w:pPr>
+              <w:pStyle w:val="Compact"/>
+              <w:wordWrap w:val="1"/>
             </w:pPr>
             <w:r>
               <w:t xml:space="preserve">생산 설비, 금형, 지그, 치구, 검사 장비 변경/이전</w:t>
@@ -1391,18 +1388,10 @@
       </w:tr>
       <w:tr>
         <w:tc>
-          <w:tcPr>
-            <w:tcMar>
-              <w:top w:w="60" w:type="dxa"/>
-              <w:left w:w="120" w:type="dxa"/>
-              <w:bottom w:w="60" w:type="dxa"/>
-              <w:right w:w="120" w:type="dxa"/>
-            </w:tcMar>
-          </w:tcPr>
-          <w:p>
-            <w:pPr>
-              <w:pStyle w:val="Compact"/>
-              <w:wordWrap w:val="1"/>
+          <w:tcPr/>
+          <w:p>
+            <w:pPr>
+              <w:pStyle w:val="Compact"/>
             </w:pPr>
             <w:r>
               <w:t xml:space="preserve">인원 변경</w:t>
@@ -1410,18 +1399,10 @@
           </w:p>
         </w:tc>
         <w:tc>
-          <w:tcPr>
-            <w:tcMar>
-              <w:top w:w="60" w:type="dxa"/>
-              <w:left w:w="120" w:type="dxa"/>
-              <w:bottom w:w="60" w:type="dxa"/>
-              <w:right w:w="120" w:type="dxa"/>
-            </w:tcMar>
-          </w:tcPr>
-          <w:p>
-            <w:pPr>
-              <w:pStyle w:val="Compact"/>
-              <w:wordWrap w:val="1"/>
+          <w:tcPr/>
+          <w:p>
+            <w:pPr>
+              <w:pStyle w:val="Compact"/>
             </w:pPr>
             <w:r>
               <w:t xml:space="preserve">특수 공정 작업자, 검사원, 핵심 기술인력 변경</w:t>
@@ -1494,7 +1475,7 @@
         </w:trPr>
         <w:tc>
           <w:tcPr>
-            <w:tcW w:w="2460" w:type="dxa"/>
+            <w:tcW w:w="2293" w:type="dxa"/>
             <w:tcMar>
               <w:top w:w="60" w:type="dxa"/>
               <w:left w:w="120" w:type="dxa"/>
@@ -1515,7 +1496,7 @@
         </w:tc>
         <w:tc>
           <w:tcPr>
-            <w:tcW w:w="6328" w:type="dxa"/>
+            <w:tcW w:w="6495" w:type="dxa"/>
             <w:tcMar>
               <w:top w:w="60" w:type="dxa"/>
               <w:left w:w="120" w:type="dxa"/>
@@ -1537,9 +1518,7 @@
       </w:tr>
       <w:tr>
         <w:tc>
-          <w:tcPr>
-            <w:tcW w:w="2460" w:type="dxa"/>
-          </w:tcPr>
+          <w:tcPr/>
           <w:p>
             <w:pPr>
               <w:pStyle w:val="Compact"/>
@@ -1551,7 +1530,7 @@
         </w:tc>
         <w:tc>
           <w:tcPr>
-            <w:tcW w:w="6328" w:type="dxa"/>
+            <w:tcW w:w="6495" w:type="dxa"/>
             <w:tcMar>
               <w:top w:w="60" w:type="dxa"/>
               <w:left w:w="120" w:type="dxa"/>
@@ -1584,6 +1563,7 @@
         </w:tc>
         <w:tc>
           <w:tcPr>
+            <w:tcW w:w="6495" w:type="dxa"/>
             <w:tcMar>
               <w:top w:w="60" w:type="dxa"/>
               <w:left w:w="120" w:type="dxa"/>
@@ -1615,9 +1595,7 @@
           </w:p>
         </w:tc>
         <w:tc>
-          <w:tcPr>
-            <w:tcW w:w="6328" w:type="dxa"/>
-          </w:tcPr>
+          <w:tcPr/>
           <w:p>
             <w:pPr>
               <w:pStyle w:val="Compact"/>
@@ -1630,19 +1608,10 @@
       </w:tr>
       <w:tr>
         <w:tc>
-          <w:tcPr>
-            <w:tcW w:w="2460" w:type="dxa"/>
-            <w:tcMar>
-              <w:top w:w="60" w:type="dxa"/>
-              <w:left w:w="120" w:type="dxa"/>
-              <w:bottom w:w="60" w:type="dxa"/>
-              <w:right w:w="120" w:type="dxa"/>
-            </w:tcMar>
-          </w:tcPr>
-          <w:p>
-            <w:pPr>
-              <w:pStyle w:val="Compact"/>
-              <w:wordWrap w:val="1"/>
+          <w:tcPr/>
+          <w:p>
+            <w:pPr>
+              <w:pStyle w:val="Compact"/>
             </w:pPr>
             <w:r>
               <w:t xml:space="preserve">QM-001</w:t>
@@ -1650,10 +1619,19 @@
           </w:p>
         </w:tc>
         <w:tc>
-          <w:tcPr/>
-          <w:p>
-            <w:pPr>
-              <w:pStyle w:val="Compact"/>
+          <w:tcPr>
+            <w:tcW w:w="6495" w:type="dxa"/>
+            <w:tcMar>
+              <w:top w:w="60" w:type="dxa"/>
+              <w:left w:w="120" w:type="dxa"/>
+              <w:bottom w:w="60" w:type="dxa"/>
+              <w:right w:w="120" w:type="dxa"/>
+            </w:tcMar>
+          </w:tcPr>
+          <w:p>
+            <w:pPr>
+              <w:pStyle w:val="Compact"/>
+              <w:wordWrap w:val="1"/>
             </w:pPr>
             <w:r>
               <w:t xml:space="preserve">품질매뉴얼 §8.5.6 생산/서비스 제공 변경 관리</w:t>
@@ -1783,18 +1761,10 @@
       </w:tr>
       <w:tr>
         <w:tc>
-          <w:tcPr>
-            <w:tcMar>
-              <w:top w:w="60" w:type="dxa"/>
-              <w:left w:w="120" w:type="dxa"/>
-              <w:bottom w:w="60" w:type="dxa"/>
-              <w:right w:w="120" w:type="dxa"/>
-            </w:tcMar>
-          </w:tcPr>
-          <w:p>
-            <w:pPr>
-              <w:pStyle w:val="Compact"/>
-              <w:wordWrap w:val="1"/>
+          <w:tcPr/>
+          <w:p>
+            <w:pPr>
+              <w:pStyle w:val="Compact"/>
             </w:pPr>
             <w:r>
               <w:t xml:space="preserve">QP-706</w:t>
@@ -1802,18 +1772,10 @@
           </w:p>
         </w:tc>
         <w:tc>
-          <w:tcPr>
-            <w:tcMar>
-              <w:top w:w="60" w:type="dxa"/>
-              <w:left w:w="120" w:type="dxa"/>
-              <w:bottom w:w="60" w:type="dxa"/>
-              <w:right w:w="120" w:type="dxa"/>
-            </w:tcMar>
-          </w:tcPr>
-          <w:p>
-            <w:pPr>
-              <w:pStyle w:val="Compact"/>
-              <w:wordWrap w:val="1"/>
+          <w:tcPr/>
+          <w:p>
+            <w:pPr>
+              <w:pStyle w:val="Compact"/>
             </w:pPr>
             <w:r>
               <w:t xml:space="preserve">문서화된 정보 관리 절차서</w:t>
@@ -1857,7 +1819,7 @@
         </w:trPr>
         <w:tc>
           <w:tcPr>
-            <w:tcW w:w="2460" w:type="dxa"/>
+            <w:tcW w:w="3000" w:type="dxa"/>
             <w:tcMar>
               <w:top w:w="60" w:type="dxa"/>
               <w:left w:w="120" w:type="dxa"/>
@@ -1878,7 +1840,7 @@
         </w:tc>
         <w:tc>
           <w:tcPr>
-            <w:tcW w:w="6328" w:type="dxa"/>
+            <w:tcW w:w="5788" w:type="dxa"/>
             <w:tcMar>
               <w:top w:w="60" w:type="dxa"/>
               <w:left w:w="120" w:type="dxa"/>
@@ -1900,9 +1862,7 @@
       </w:tr>
       <w:tr>
         <w:tc>
-          <w:tcPr>
-            <w:tcW w:w="2460" w:type="dxa"/>
-          </w:tcPr>
+          <w:tcPr/>
           <w:p>
             <w:pPr>
               <w:pStyle w:val="Compact"/>
@@ -1914,7 +1874,7 @@
         </w:tc>
         <w:tc>
           <w:tcPr>
-            <w:tcW w:w="6328" w:type="dxa"/>
+            <w:tcW w:w="5788" w:type="dxa"/>
             <w:tcMar>
               <w:top w:w="60" w:type="dxa"/>
               <w:left w:w="120" w:type="dxa"/>
@@ -1947,6 +1907,7 @@
         </w:tc>
         <w:tc>
           <w:tcPr>
+            <w:tcW w:w="5788" w:type="dxa"/>
             <w:tcMar>
               <w:top w:w="60" w:type="dxa"/>
               <w:left w:w="120" w:type="dxa"/>
@@ -1978,9 +1939,7 @@
           </w:p>
         </w:tc>
         <w:tc>
-          <w:tcPr>
-            <w:tcW w:w="6328" w:type="dxa"/>
-          </w:tcPr>
+          <w:tcPr/>
           <w:p>
             <w:pPr>
               <w:pStyle w:val="Compact"/>
@@ -1993,19 +1952,10 @@
       </w:tr>
       <w:tr>
         <w:tc>
-          <w:tcPr>
-            <w:tcW w:w="2460" w:type="dxa"/>
-            <w:tcMar>
-              <w:top w:w="60" w:type="dxa"/>
-              <w:left w:w="120" w:type="dxa"/>
-              <w:bottom w:w="60" w:type="dxa"/>
-              <w:right w:w="120" w:type="dxa"/>
-            </w:tcMar>
-          </w:tcPr>
-          <w:p>
-            <w:pPr>
-              <w:pStyle w:val="Compact"/>
-              <w:wordWrap w:val="1"/>
+          <w:tcPr/>
+          <w:p>
+            <w:pPr>
+              <w:pStyle w:val="Compact"/>
             </w:pPr>
             <w:r>
               <w:t xml:space="preserve">PCN (Process Change Notice)</w:t>
@@ -2013,10 +1963,19 @@
           </w:p>
         </w:tc>
         <w:tc>
-          <w:tcPr/>
-          <w:p>
-            <w:pPr>
-              <w:pStyle w:val="Compact"/>
+          <w:tcPr>
+            <w:tcW w:w="5788" w:type="dxa"/>
+            <w:tcMar>
+              <w:top w:w="60" w:type="dxa"/>
+              <w:left w:w="120" w:type="dxa"/>
+              <w:bottom w:w="60" w:type="dxa"/>
+              <w:right w:w="120" w:type="dxa"/>
+            </w:tcMar>
+          </w:tcPr>
+          <w:p>
+            <w:pPr>
+              <w:pStyle w:val="Compact"/>
+              <w:wordWrap w:val="1"/>
             </w:pPr>
             <w:r>
               <w:t xml:space="preserve">공정 변경 통보서 — 공정 변경 시 고객 및 관련 부서에 통보하는 문서</w:t>
@@ -2146,18 +2105,10 @@
       </w:tr>
       <w:tr>
         <w:tc>
-          <w:tcPr>
-            <w:tcMar>
-              <w:top w:w="60" w:type="dxa"/>
-              <w:left w:w="120" w:type="dxa"/>
-              <w:bottom w:w="60" w:type="dxa"/>
-              <w:right w:w="120" w:type="dxa"/>
-            </w:tcMar>
-          </w:tcPr>
-          <w:p>
-            <w:pPr>
-              <w:pStyle w:val="Compact"/>
-              <w:wordWrap w:val="1"/>
+          <w:tcPr/>
+          <w:p>
+            <w:pPr>
+              <w:pStyle w:val="Compact"/>
             </w:pPr>
             <w:r>
               <w:t xml:space="preserve">Class II 변경</w:t>
@@ -2165,18 +2116,10 @@
           </w:p>
         </w:tc>
         <w:tc>
-          <w:tcPr>
-            <w:tcMar>
-              <w:top w:w="60" w:type="dxa"/>
-              <w:left w:w="120" w:type="dxa"/>
-              <w:bottom w:w="60" w:type="dxa"/>
-              <w:right w:w="120" w:type="dxa"/>
-            </w:tcMar>
-          </w:tcPr>
-          <w:p>
-            <w:pPr>
-              <w:pStyle w:val="Compact"/>
-              <w:wordWrap w:val="1"/>
+          <w:tcPr/>
+          <w:p>
+            <w:pPr>
+              <w:pStyle w:val="Compact"/>
             </w:pPr>
             <w:r>
               <w:t xml:space="preserve">형태, 적합, 기능에 영향이 없는 경미한 변경</w:t>
@@ -2229,7 +2172,7 @@
         </w:trPr>
         <w:tc>
           <w:tcPr>
-            <w:tcW w:w="2460" w:type="dxa"/>
+            <w:tcW w:w="3000" w:type="dxa"/>
             <w:tcMar>
               <w:top w:w="60" w:type="dxa"/>
               <w:left w:w="120" w:type="dxa"/>
@@ -2250,7 +2193,7 @@
         </w:tc>
         <w:tc>
           <w:tcPr>
-            <w:tcW w:w="6328" w:type="dxa"/>
+            <w:tcW w:w="5788" w:type="dxa"/>
             <w:tcMar>
               <w:top w:w="60" w:type="dxa"/>
               <w:left w:w="120" w:type="dxa"/>
@@ -2272,9 +2215,7 @@
       </w:tr>
       <w:tr>
         <w:tc>
-          <w:tcPr>
-            <w:tcW w:w="2460" w:type="dxa"/>
-          </w:tcPr>
+          <w:tcPr/>
           <w:p>
             <w:pPr>
               <w:pStyle w:val="Compact"/>
@@ -2286,7 +2227,7 @@
         </w:tc>
         <w:tc>
           <w:tcPr>
-            <w:tcW w:w="6328" w:type="dxa"/>
+            <w:tcW w:w="5788" w:type="dxa"/>
             <w:tcMar>
               <w:top w:w="60" w:type="dxa"/>
               <w:left w:w="120" w:type="dxa"/>
@@ -2319,6 +2260,7 @@
         </w:tc>
         <w:tc>
           <w:tcPr>
+            <w:tcW w:w="5788" w:type="dxa"/>
             <w:tcMar>
               <w:top w:w="60" w:type="dxa"/>
               <w:left w:w="120" w:type="dxa"/>
@@ -2339,18 +2281,10 @@
       </w:tr>
       <w:tr>
         <w:tc>
-          <w:tcPr>
-            <w:tcMar>
-              <w:top w:w="60" w:type="dxa"/>
-              <w:left w:w="120" w:type="dxa"/>
-              <w:bottom w:w="60" w:type="dxa"/>
-              <w:right w:w="120" w:type="dxa"/>
-            </w:tcMar>
-          </w:tcPr>
-          <w:p>
-            <w:pPr>
-              <w:pStyle w:val="Compact"/>
-              <w:wordWrap w:val="1"/>
+          <w:tcPr/>
+          <w:p>
+            <w:pPr>
+              <w:pStyle w:val="Compact"/>
             </w:pPr>
             <w:r>
               <w:t xml:space="preserve">CCB (형상통제위원회)</w:t>
@@ -2358,19 +2292,10 @@
           </w:p>
         </w:tc>
         <w:tc>
-          <w:tcPr>
-            <w:tcW w:w="6328" w:type="dxa"/>
-            <w:tcMar>
-              <w:top w:w="60" w:type="dxa"/>
-              <w:left w:w="120" w:type="dxa"/>
-              <w:bottom w:w="60" w:type="dxa"/>
-              <w:right w:w="120" w:type="dxa"/>
-            </w:tcMar>
-          </w:tcPr>
-          <w:p>
-            <w:pPr>
-              <w:pStyle w:val="Compact"/>
-              <w:wordWrap w:val="1"/>
+          <w:tcPr/>
+          <w:p>
+            <w:pPr>
+              <w:pStyle w:val="Compact"/>
             </w:pPr>
             <w:r>
               <w:t xml:space="preserve">형상 영향 변경의 심의/승인 (QP-803 연계)</w:t>
@@ -2380,19 +2305,10 @@
       </w:tr>
       <w:tr>
         <w:tc>
-          <w:tcPr>
-            <w:tcW w:w="2460" w:type="dxa"/>
-            <w:tcMar>
-              <w:top w:w="60" w:type="dxa"/>
-              <w:left w:w="120" w:type="dxa"/>
-              <w:bottom w:w="60" w:type="dxa"/>
-              <w:right w:w="120" w:type="dxa"/>
-            </w:tcMar>
-          </w:tcPr>
-          <w:p>
-            <w:pPr>
-              <w:pStyle w:val="Compact"/>
-              <w:wordWrap w:val="1"/>
+          <w:tcPr/>
+          <w:p>
+            <w:pPr>
+              <w:pStyle w:val="Compact"/>
             </w:pPr>
             <w:r>
               <w:t xml:space="preserve">기술팀장(Phát triển)</w:t>
@@ -2400,10 +2316,19 @@
           </w:p>
         </w:tc>
         <w:tc>
-          <w:tcPr/>
-          <w:p>
-            <w:pPr>
-              <w:pStyle w:val="Compact"/>
+          <w:tcPr>
+            <w:tcW w:w="5788" w:type="dxa"/>
+            <w:tcMar>
+              <w:top w:w="60" w:type="dxa"/>
+              <w:left w:w="120" w:type="dxa"/>
+              <w:bottom w:w="60" w:type="dxa"/>
+              <w:right w:w="120" w:type="dxa"/>
+            </w:tcMar>
+          </w:tcPr>
+          <w:p>
+            <w:pPr>
+              <w:pStyle w:val="Compact"/>
+              <w:wordWrap w:val="1"/>
             </w:pPr>
             <w:r>
               <w:t xml:space="preserve">설계 변경 ECR/ECN 관리, 기술적 영향 분석 주관, Class I/II 분류</w:t>
@@ -2413,18 +2338,10 @@
       </w:tr>
       <w:tr>
         <w:tc>
-          <w:tcPr>
-            <w:tcMar>
-              <w:top w:w="60" w:type="dxa"/>
-              <w:left w:w="120" w:type="dxa"/>
-              <w:bottom w:w="60" w:type="dxa"/>
-              <w:right w:w="120" w:type="dxa"/>
-            </w:tcMar>
-          </w:tcPr>
-          <w:p>
-            <w:pPr>
-              <w:pStyle w:val="Compact"/>
-              <w:wordWrap w:val="1"/>
+          <w:tcPr/>
+          <w:p>
+            <w:pPr>
+              <w:pStyle w:val="Compact"/>
             </w:pPr>
             <w:r>
               <w:t xml:space="preserve">생산팀장(Sản xuất)</w:t>
@@ -2456,18 +2373,10 @@
           </w:p>
         </w:tc>
         <w:tc>
-          <w:tcPr>
-            <w:tcMar>
-              <w:top w:w="60" w:type="dxa"/>
-              <w:left w:w="120" w:type="dxa"/>
-              <w:bottom w:w="60" w:type="dxa"/>
-              <w:right w:w="120" w:type="dxa"/>
-            </w:tcMar>
-          </w:tcPr>
-          <w:p>
-            <w:pPr>
-              <w:pStyle w:val="Compact"/>
-              <w:wordWrap w:val="1"/>
+          <w:tcPr/>
+          <w:p>
+            <w:pPr>
+              <w:pStyle w:val="Compact"/>
             </w:pPr>
             <w:r>
               <w:t xml:space="preserve">금형/지그/치구 변경 영향 분석, 설비 변경 실행</w:t>
@@ -2549,18 +2458,10 @@
       </w:tr>
       <w:tr>
         <w:tc>
-          <w:tcPr>
-            <w:tcMar>
-              <w:top w:w="60" w:type="dxa"/>
-              <w:left w:w="120" w:type="dxa"/>
-              <w:bottom w:w="60" w:type="dxa"/>
-              <w:right w:w="120" w:type="dxa"/>
-            </w:tcMar>
-          </w:tcPr>
-          <w:p>
-            <w:pPr>
-              <w:pStyle w:val="Compact"/>
-              <w:wordWrap w:val="1"/>
+          <w:tcPr/>
+          <w:p>
+            <w:pPr>
+              <w:pStyle w:val="Compact"/>
             </w:pPr>
             <w:r>
               <w:t xml:space="preserve">영업팀(Kinh doanh)</w:t>
@@ -2568,18 +2469,10 @@
           </w:p>
         </w:tc>
         <w:tc>
-          <w:tcPr>
-            <w:tcMar>
-              <w:top w:w="60" w:type="dxa"/>
-              <w:left w:w="120" w:type="dxa"/>
-              <w:bottom w:w="60" w:type="dxa"/>
-              <w:right w:w="120" w:type="dxa"/>
-            </w:tcMar>
-          </w:tcPr>
-          <w:p>
-            <w:pPr>
-              <w:pStyle w:val="Compact"/>
-              <w:wordWrap w:val="1"/>
+          <w:tcPr/>
+          <w:p>
+            <w:pPr>
+              <w:pStyle w:val="Compact"/>
             </w:pPr>
             <w:r>
               <w:t xml:space="preserve">고객 사전 승인 요청/접수, 고객 요구 변경 접수/전달</w:t>
@@ -3632,7 +3525,7 @@
         </w:trPr>
         <w:tc>
           <w:tcPr>
-            <w:tcW w:w="2460" w:type="dxa"/>
+            <w:tcW w:w="3000" w:type="dxa"/>
             <w:tcMar>
               <w:top w:w="60" w:type="dxa"/>
               <w:left w:w="120" w:type="dxa"/>
@@ -3653,7 +3546,7 @@
         </w:tc>
         <w:tc>
           <w:tcPr>
-            <w:tcW w:w="6328" w:type="dxa"/>
+            <w:tcW w:w="5788" w:type="dxa"/>
             <w:tcMar>
               <w:top w:w="60" w:type="dxa"/>
               <w:left w:w="120" w:type="dxa"/>
@@ -3675,9 +3568,7 @@
       </w:tr>
       <w:tr>
         <w:tc>
-          <w:tcPr>
-            <w:tcW w:w="2460" w:type="dxa"/>
-          </w:tcPr>
+          <w:tcPr/>
           <w:p>
             <w:pPr>
               <w:pStyle w:val="Compact"/>
@@ -3689,7 +3580,7 @@
         </w:tc>
         <w:tc>
           <w:tcPr>
-            <w:tcW w:w="6328" w:type="dxa"/>
+            <w:tcW w:w="5788" w:type="dxa"/>
             <w:tcMar>
               <w:top w:w="60" w:type="dxa"/>
               <w:left w:w="120" w:type="dxa"/>
@@ -3722,6 +3613,7 @@
         </w:tc>
         <w:tc>
           <w:tcPr>
+            <w:tcW w:w="5788" w:type="dxa"/>
             <w:tcMar>
               <w:top w:w="60" w:type="dxa"/>
               <w:left w:w="120" w:type="dxa"/>
@@ -3753,9 +3645,7 @@
           </w:p>
         </w:tc>
         <w:tc>
-          <w:tcPr>
-            <w:tcW w:w="6328" w:type="dxa"/>
-          </w:tcPr>
+          <w:tcPr/>
           <w:p>
             <w:pPr>
               <w:pStyle w:val="Compact"/>
@@ -3768,19 +3658,10 @@
       </w:tr>
       <w:tr>
         <w:tc>
-          <w:tcPr>
-            <w:tcW w:w="2460" w:type="dxa"/>
-            <w:tcMar>
-              <w:top w:w="60" w:type="dxa"/>
-              <w:left w:w="120" w:type="dxa"/>
-              <w:bottom w:w="60" w:type="dxa"/>
-              <w:right w:w="120" w:type="dxa"/>
-            </w:tcMar>
-          </w:tcPr>
-          <w:p>
-            <w:pPr>
-              <w:pStyle w:val="Compact"/>
-              <w:wordWrap w:val="1"/>
+          <w:tcPr/>
+          <w:p>
+            <w:pPr>
+              <w:pStyle w:val="Compact"/>
             </w:pPr>
             <w:r>
               <w:t xml:space="preserve">현재 상태 (As-Is)</w:t>
@@ -3788,10 +3669,19 @@
           </w:p>
         </w:tc>
         <w:tc>
-          <w:tcPr/>
-          <w:p>
-            <w:pPr>
-              <w:pStyle w:val="Compact"/>
+          <w:tcPr>
+            <w:tcW w:w="5788" w:type="dxa"/>
+            <w:tcMar>
+              <w:top w:w="60" w:type="dxa"/>
+              <w:left w:w="120" w:type="dxa"/>
+              <w:bottom w:w="60" w:type="dxa"/>
+              <w:right w:w="120" w:type="dxa"/>
+            </w:tcMar>
+          </w:tcPr>
+          <w:p>
+            <w:pPr>
+              <w:pStyle w:val="Compact"/>
+              <w:wordWrap w:val="1"/>
             </w:pPr>
             <w:r>
               <w:t xml:space="preserve">현재 규격/공정/자재 상태 기술</w:t>
@@ -3897,18 +3787,10 @@
       </w:tr>
       <w:tr>
         <w:tc>
-          <w:tcPr>
-            <w:tcMar>
-              <w:top w:w="60" w:type="dxa"/>
-              <w:left w:w="120" w:type="dxa"/>
-              <w:bottom w:w="60" w:type="dxa"/>
-              <w:right w:w="120" w:type="dxa"/>
-            </w:tcMar>
-          </w:tcPr>
-          <w:p>
-            <w:pPr>
-              <w:pStyle w:val="Compact"/>
-              <w:wordWrap w:val="1"/>
+          <w:tcPr/>
+          <w:p>
+            <w:pPr>
+              <w:pStyle w:val="Compact"/>
             </w:pPr>
             <w:r>
               <w:t xml:space="preserve">요청일 / 요청자</w:t>
@@ -3916,18 +3798,10 @@
           </w:p>
         </w:tc>
         <w:tc>
-          <w:tcPr>
-            <w:tcMar>
-              <w:top w:w="60" w:type="dxa"/>
-              <w:left w:w="120" w:type="dxa"/>
-              <w:bottom w:w="60" w:type="dxa"/>
-              <w:right w:w="120" w:type="dxa"/>
-            </w:tcMar>
-          </w:tcPr>
-          <w:p>
-            <w:pPr>
-              <w:pStyle w:val="Compact"/>
-              <w:wordWrap w:val="1"/>
+          <w:tcPr/>
+          <w:p>
+            <w:pPr>
+              <w:pStyle w:val="Compact"/>
             </w:pPr>
             <w:r>
               <w:t xml:space="preserve">일자, 부서, 성명</w:t>
@@ -4228,7 +4102,7 @@
         </w:trPr>
         <w:tc>
           <w:tcPr>
-            <w:tcW w:w="2460" w:type="dxa"/>
+            <w:tcW w:w="3000" w:type="dxa"/>
             <w:tcMar>
               <w:top w:w="60" w:type="dxa"/>
               <w:left w:w="120" w:type="dxa"/>
@@ -4249,7 +4123,7 @@
         </w:tc>
         <w:tc>
           <w:tcPr>
-            <w:tcW w:w="6328" w:type="dxa"/>
+            <w:tcW w:w="5788" w:type="dxa"/>
             <w:tcMar>
               <w:top w:w="60" w:type="dxa"/>
               <w:left w:w="120" w:type="dxa"/>
@@ -4271,9 +4145,7 @@
       </w:tr>
       <w:tr>
         <w:tc>
-          <w:tcPr>
-            <w:tcW w:w="2460" w:type="dxa"/>
-          </w:tcPr>
+          <w:tcPr/>
           <w:p>
             <w:pPr>
               <w:pStyle w:val="Compact"/>
@@ -4285,7 +4157,7 @@
         </w:tc>
         <w:tc>
           <w:tcPr>
-            <w:tcW w:w="6328" w:type="dxa"/>
+            <w:tcW w:w="5788" w:type="dxa"/>
             <w:tcMar>
               <w:top w:w="60" w:type="dxa"/>
               <w:left w:w="120" w:type="dxa"/>
@@ -4318,17 +4190,11 @@
         </w:tc>
         <w:tc>
           <w:tcPr>
-            <w:tcMar>
-              <w:top w:w="60" w:type="dxa"/>
-              <w:left w:w="120" w:type="dxa"/>
-              <w:bottom w:w="60" w:type="dxa"/>
-              <w:right w:w="120" w:type="dxa"/>
-            </w:tcMar>
-          </w:tcPr>
-          <w:p>
-            <w:pPr>
-              <w:pStyle w:val="Compact"/>
-              <w:wordWrap w:val="1"/>
+            <w:tcW w:w="5788" w:type="dxa"/>
+          </w:tcPr>
+          <w:p>
+            <w:pPr>
+              <w:pStyle w:val="Compact"/>
             </w:pPr>
             <w:r>
               <w:t xml:space="preserve">구체적 변경 사항 (도면/BOM/공정/규격 변경 내용)</w:t>
@@ -4349,9 +4215,7 @@
           </w:p>
         </w:tc>
         <w:tc>
-          <w:tcPr>
-            <w:tcW w:w="6328" w:type="dxa"/>
-          </w:tcPr>
+          <w:tcPr/>
           <w:p>
             <w:pPr>
               <w:pStyle w:val="Compact"/>
@@ -4364,19 +4228,10 @@
       </w:tr>
       <w:tr>
         <w:tc>
-          <w:tcPr>
-            <w:tcW w:w="2460" w:type="dxa"/>
-            <w:tcMar>
-              <w:top w:w="60" w:type="dxa"/>
-              <w:left w:w="120" w:type="dxa"/>
-              <w:bottom w:w="60" w:type="dxa"/>
-              <w:right w:w="120" w:type="dxa"/>
-            </w:tcMar>
-          </w:tcPr>
-          <w:p>
-            <w:pPr>
-              <w:pStyle w:val="Compact"/>
-              <w:wordWrap w:val="1"/>
+          <w:tcPr/>
+          <w:p>
+            <w:pPr>
+              <w:pStyle w:val="Compact"/>
             </w:pPr>
             <w:r>
               <w:t xml:space="preserve">적용 시점 (Effectivity)</w:t>
@@ -4384,10 +4239,19 @@
           </w:p>
         </w:tc>
         <w:tc>
-          <w:tcPr/>
-          <w:p>
-            <w:pPr>
-              <w:pStyle w:val="Compact"/>
+          <w:tcPr>
+            <w:tcW w:w="5788" w:type="dxa"/>
+            <w:tcMar>
+              <w:top w:w="60" w:type="dxa"/>
+              <w:left w:w="120" w:type="dxa"/>
+              <w:bottom w:w="60" w:type="dxa"/>
+              <w:right w:w="120" w:type="dxa"/>
+            </w:tcMar>
+          </w:tcPr>
+          <w:p>
+            <w:pPr>
+              <w:pStyle w:val="Compact"/>
+              <w:wordWrap w:val="1"/>
             </w:pPr>
             <w:r>
               <w:t xml:space="preserve">로트 번호, 시리얼 번호, 또는 일자 기준 전환 시점</w:t>
@@ -4469,18 +4333,10 @@
       </w:tr>
       <w:tr>
         <w:tc>
-          <w:tcPr>
-            <w:tcMar>
-              <w:top w:w="60" w:type="dxa"/>
-              <w:left w:w="120" w:type="dxa"/>
-              <w:bottom w:w="60" w:type="dxa"/>
-              <w:right w:w="120" w:type="dxa"/>
-            </w:tcMar>
-          </w:tcPr>
-          <w:p>
-            <w:pPr>
-              <w:pStyle w:val="Compact"/>
-              <w:wordWrap w:val="1"/>
+          <w:tcPr/>
+          <w:p>
+            <w:pPr>
+              <w:pStyle w:val="Compact"/>
             </w:pPr>
             <w:r>
               <w:t xml:space="preserve">배포 대상</w:t>
@@ -4488,18 +4344,10 @@
           </w:p>
         </w:tc>
         <w:tc>
-          <w:tcPr>
-            <w:tcMar>
-              <w:top w:w="60" w:type="dxa"/>
-              <w:left w:w="120" w:type="dxa"/>
-              <w:bottom w:w="60" w:type="dxa"/>
-              <w:right w:w="120" w:type="dxa"/>
-            </w:tcMar>
-          </w:tcPr>
-          <w:p>
-            <w:pPr>
-              <w:pStyle w:val="Compact"/>
-              <w:wordWrap w:val="1"/>
+          <w:tcPr/>
+          <w:p>
+            <w:pPr>
+              <w:pStyle w:val="Compact"/>
             </w:pPr>
             <w:r>
               <w:t xml:space="preserve">ECN 배포 부서 및 확인 서명</w:t>
@@ -4560,7 +4408,7 @@
         </w:trPr>
         <w:tc>
           <w:tcPr>
-            <w:tcW w:w="2460" w:type="dxa"/>
+            <w:tcW w:w="2281" w:type="dxa"/>
             <w:tcMar>
               <w:top w:w="60" w:type="dxa"/>
               <w:left w:w="120" w:type="dxa"/>
@@ -4581,7 +4429,7 @@
         </w:tc>
         <w:tc>
           <w:tcPr>
-            <w:tcW w:w="6328" w:type="dxa"/>
+            <w:tcW w:w="6507" w:type="dxa"/>
             <w:tcMar>
               <w:top w:w="60" w:type="dxa"/>
               <w:left w:w="120" w:type="dxa"/>
@@ -4603,9 +4451,7 @@
       </w:tr>
       <w:tr>
         <w:tc>
-          <w:tcPr>
-            <w:tcW w:w="2460" w:type="dxa"/>
-          </w:tcPr>
+          <w:tcPr/>
           <w:p>
             <w:pPr>
               <w:pStyle w:val="Compact"/>
@@ -4617,7 +4463,7 @@
         </w:tc>
         <w:tc>
           <w:tcPr>
-            <w:tcW w:w="6328" w:type="dxa"/>
+            <w:tcW w:w="6507" w:type="dxa"/>
             <w:tcMar>
               <w:top w:w="60" w:type="dxa"/>
               <w:left w:w="120" w:type="dxa"/>
@@ -4650,6 +4496,7 @@
         </w:tc>
         <w:tc>
           <w:tcPr>
+            <w:tcW w:w="6507" w:type="dxa"/>
             <w:tcMar>
               <w:top w:w="60" w:type="dxa"/>
               <w:left w:w="120" w:type="dxa"/>
@@ -4681,9 +4528,7 @@
           </w:p>
         </w:tc>
         <w:tc>
-          <w:tcPr>
-            <w:tcW w:w="6328" w:type="dxa"/>
-          </w:tcPr>
+          <w:tcPr/>
           <w:p>
             <w:pPr>
               <w:pStyle w:val="Compact"/>
@@ -4696,19 +4541,10 @@
       </w:tr>
       <w:tr>
         <w:tc>
-          <w:tcPr>
-            <w:tcW w:w="2460" w:type="dxa"/>
-            <w:tcMar>
-              <w:top w:w="60" w:type="dxa"/>
-              <w:left w:w="120" w:type="dxa"/>
-              <w:bottom w:w="60" w:type="dxa"/>
-              <w:right w:w="120" w:type="dxa"/>
-            </w:tcMar>
-          </w:tcPr>
-          <w:p>
-            <w:pPr>
-              <w:pStyle w:val="Compact"/>
-              <w:wordWrap w:val="1"/>
+          <w:tcPr/>
+          <w:p>
+            <w:pPr>
+              <w:pStyle w:val="Compact"/>
             </w:pPr>
             <w:r>
               <w:t xml:space="preserve">호환성/교환성</w:t>
@@ -4716,10 +4552,19 @@
           </w:p>
         </w:tc>
         <w:tc>
-          <w:tcPr/>
-          <w:p>
-            <w:pPr>
-              <w:pStyle w:val="Compact"/>
+          <w:tcPr>
+            <w:tcW w:w="6507" w:type="dxa"/>
+            <w:tcMar>
+              <w:top w:w="60" w:type="dxa"/>
+              <w:left w:w="120" w:type="dxa"/>
+              <w:bottom w:w="60" w:type="dxa"/>
+              <w:right w:w="120" w:type="dxa"/>
+            </w:tcMar>
+          </w:tcPr>
+          <w:p>
+            <w:pPr>
+              <w:pStyle w:val="Compact"/>
+              <w:wordWrap w:val="1"/>
             </w:pPr>
             <w:r>
               <w:t xml:space="preserve">기존 제품과의 호환성, 교환 가능 여부</w:t>
@@ -4825,18 +4670,10 @@
       </w:tr>
       <w:tr>
         <w:tc>
-          <w:tcPr>
-            <w:tcMar>
-              <w:top w:w="60" w:type="dxa"/>
-              <w:left w:w="120" w:type="dxa"/>
-              <w:bottom w:w="60" w:type="dxa"/>
-              <w:right w:w="120" w:type="dxa"/>
-            </w:tcMar>
-          </w:tcPr>
-          <w:p>
-            <w:pPr>
-              <w:pStyle w:val="Compact"/>
-              <w:wordWrap w:val="1"/>
+          <w:tcPr/>
+          <w:p>
+            <w:pPr>
+              <w:pStyle w:val="Compact"/>
             </w:pPr>
             <w:r>
               <w:t xml:space="preserve">규제/인증 영향</w:t>
@@ -4844,18 +4681,10 @@
           </w:p>
         </w:tc>
         <w:tc>
-          <w:tcPr>
-            <w:tcMar>
-              <w:top w:w="60" w:type="dxa"/>
-              <w:left w:w="120" w:type="dxa"/>
-              <w:bottom w:w="60" w:type="dxa"/>
-              <w:right w:w="120" w:type="dxa"/>
-            </w:tcMar>
-          </w:tcPr>
-          <w:p>
-            <w:pPr>
-              <w:pStyle w:val="Compact"/>
-              <w:wordWrap w:val="1"/>
+          <w:tcPr/>
+          <w:p>
+            <w:pPr>
+              <w:pStyle w:val="Compact"/>
             </w:pPr>
             <w:r>
               <w:t xml:space="preserve">항공 당국, 고객 인증 재취득 필요 여부</w:t>
@@ -5525,18 +5354,10 @@
           </w:p>
         </w:tc>
         <w:tc>
-          <w:tcPr>
-            <w:tcMar>
-              <w:top w:w="60" w:type="dxa"/>
-              <w:left w:w="120" w:type="dxa"/>
-              <w:bottom w:w="60" w:type="dxa"/>
-              <w:right w:w="120" w:type="dxa"/>
-            </w:tcMar>
-          </w:tcPr>
-          <w:p>
-            <w:pPr>
-              <w:pStyle w:val="Compact"/>
-              <w:wordWrap w:val="1"/>
+          <w:tcPr/>
+          <w:p>
+            <w:pPr>
+              <w:pStyle w:val="Compact"/>
             </w:pPr>
             <w:r>
               <w:t xml:space="preserve">QP-706</w:t>
@@ -6021,18 +5842,10 @@
       </w:tr>
       <w:tr>
         <w:tc>
-          <w:tcPr>
-            <w:tcMar>
-              <w:top w:w="60" w:type="dxa"/>
-              <w:left w:w="120" w:type="dxa"/>
-              <w:bottom w:w="60" w:type="dxa"/>
-              <w:right w:w="120" w:type="dxa"/>
-            </w:tcMar>
-          </w:tcPr>
-          <w:p>
-            <w:pPr>
-              <w:pStyle w:val="Compact"/>
-              <w:wordWrap w:val="1"/>
+          <w:tcPr/>
+          <w:p>
+            <w:pPr>
+              <w:pStyle w:val="Compact"/>
             </w:pPr>
             <w:r>
               <w:t xml:space="preserve">공정 능력 확인</w:t>
@@ -6040,18 +5853,10 @@
           </w:p>
         </w:tc>
         <w:tc>
-          <w:tcPr>
-            <w:tcMar>
-              <w:top w:w="60" w:type="dxa"/>
-              <w:left w:w="120" w:type="dxa"/>
-              <w:bottom w:w="60" w:type="dxa"/>
-              <w:right w:w="120" w:type="dxa"/>
-            </w:tcMar>
-          </w:tcPr>
-          <w:p>
-            <w:pPr>
-              <w:pStyle w:val="Compact"/>
-              <w:wordWrap w:val="1"/>
+          <w:tcPr/>
+          <w:p>
+            <w:pPr>
+              <w:pStyle w:val="Compact"/>
             </w:pPr>
             <w:r>
               <w:t xml:space="preserve">공정 변경</w:t>
@@ -6059,18 +5864,10 @@
           </w:p>
         </w:tc>
         <w:tc>
-          <w:tcPr>
-            <w:tcMar>
-              <w:top w:w="60" w:type="dxa"/>
-              <w:left w:w="120" w:type="dxa"/>
-              <w:bottom w:w="60" w:type="dxa"/>
-              <w:right w:w="120" w:type="dxa"/>
-            </w:tcMar>
-          </w:tcPr>
-          <w:p>
-            <w:pPr>
-              <w:pStyle w:val="Compact"/>
-              <w:wordWrap w:val="1"/>
+          <w:tcPr/>
+          <w:p>
+            <w:pPr>
+              <w:pStyle w:val="Compact"/>
             </w:pPr>
             <w:r>
               <w:t xml:space="preserve">Cpk ≥ 1.33 확인</w:t>
@@ -6102,18 +5899,10 @@
           </w:p>
         </w:tc>
         <w:tc>
-          <w:tcPr>
-            <w:tcMar>
-              <w:top w:w="60" w:type="dxa"/>
-              <w:left w:w="120" w:type="dxa"/>
-              <w:bottom w:w="60" w:type="dxa"/>
-              <w:right w:w="120" w:type="dxa"/>
-            </w:tcMar>
-          </w:tcPr>
-          <w:p>
-            <w:pPr>
-              <w:pStyle w:val="Compact"/>
-              <w:wordWrap w:val="1"/>
+          <w:tcPr/>
+          <w:p>
+            <w:pPr>
+              <w:pStyle w:val="Compact"/>
             </w:pPr>
             <w:r>
               <w:t xml:space="preserve">고객 규격 시험 항목 합격</w:t>
@@ -6165,7 +5954,7 @@
         </w:trPr>
         <w:tc>
           <w:tcPr>
-            <w:tcW w:w="2460" w:type="dxa"/>
+            <w:tcW w:w="3000" w:type="dxa"/>
             <w:tcMar>
               <w:top w:w="60" w:type="dxa"/>
               <w:left w:w="120" w:type="dxa"/>
@@ -6186,7 +5975,7 @@
         </w:tc>
         <w:tc>
           <w:tcPr>
-            <w:tcW w:w="6328" w:type="dxa"/>
+            <w:tcW w:w="5788" w:type="dxa"/>
             <w:tcMar>
               <w:top w:w="60" w:type="dxa"/>
               <w:left w:w="120" w:type="dxa"/>
@@ -6208,9 +5997,7 @@
       </w:tr>
       <w:tr>
         <w:tc>
-          <w:tcPr>
-            <w:tcW w:w="2460" w:type="dxa"/>
-          </w:tcPr>
+          <w:tcPr/>
           <w:p>
             <w:pPr>
               <w:pStyle w:val="Compact"/>
@@ -6222,7 +6009,7 @@
         </w:tc>
         <w:tc>
           <w:tcPr>
-            <w:tcW w:w="6328" w:type="dxa"/>
+            <w:tcW w:w="5788" w:type="dxa"/>
             <w:tcMar>
               <w:top w:w="60" w:type="dxa"/>
               <w:left w:w="120" w:type="dxa"/>
@@ -6255,7 +6042,7 @@
         </w:tc>
         <w:tc>
           <w:tcPr>
-            <w:tcW w:w="6328" w:type="dxa"/>
+            <w:tcW w:w="5788" w:type="dxa"/>
             <w:tcMar>
               <w:top w:w="60" w:type="dxa"/>
               <w:left w:w="120" w:type="dxa"/>
@@ -6312,7 +6099,7 @@
         </w:tc>
         <w:tc>
           <w:tcPr>
-            <w:tcW w:w="6328" w:type="dxa"/>
+            <w:tcW w:w="5788" w:type="dxa"/>
             <w:tcMar>
               <w:top w:w="60" w:type="dxa"/>
               <w:left w:w="120" w:type="dxa"/>
@@ -6333,18 +6120,10 @@
       </w:tr>
       <w:tr>
         <w:tc>
-          <w:tcPr>
-            <w:tcMar>
-              <w:top w:w="60" w:type="dxa"/>
-              <w:left w:w="120" w:type="dxa"/>
-              <w:bottom w:w="60" w:type="dxa"/>
-              <w:right w:w="120" w:type="dxa"/>
-            </w:tcMar>
-          </w:tcPr>
-          <w:p>
-            <w:pPr>
-              <w:pStyle w:val="Compact"/>
-              <w:wordWrap w:val="1"/>
+          <w:tcPr/>
+          <w:p>
+            <w:pPr>
+              <w:pStyle w:val="Compact"/>
             </w:pPr>
             <w:r>
               <w:t xml:space="preserve">자재/원자재 변경 (FFF 영향)</w:t>
@@ -6352,18 +6131,10 @@
           </w:p>
         </w:tc>
         <w:tc>
-          <w:tcPr>
-            <w:tcMar>
-              <w:top w:w="60" w:type="dxa"/>
-              <w:left w:w="120" w:type="dxa"/>
-              <w:bottom w:w="60" w:type="dxa"/>
-              <w:right w:w="120" w:type="dxa"/>
-            </w:tcMar>
-          </w:tcPr>
-          <w:p>
-            <w:pPr>
-              <w:pStyle w:val="Compact"/>
-              <w:wordWrap w:val="1"/>
+          <w:tcPr/>
+          <w:p>
+            <w:pPr>
+              <w:pStyle w:val="Compact"/>
             </w:pPr>
             <w:r>
               <w:t xml:space="preserve">동일 규격 동일 제조사 로트 변경</w:t>
@@ -6775,7 +6546,7 @@
         </w:trPr>
         <w:tc>
           <w:tcPr>
-            <w:tcW w:w="2460" w:type="dxa"/>
+            <w:tcW w:w="1618" w:type="dxa"/>
             <w:tcMar>
               <w:top w:w="60" w:type="dxa"/>
               <w:left w:w="120" w:type="dxa"/>
@@ -6796,7 +6567,7 @@
         </w:tc>
         <w:tc>
           <w:tcPr>
-            <w:tcW w:w="6328" w:type="dxa"/>
+            <w:tcW w:w="7170" w:type="dxa"/>
             <w:tcMar>
               <w:top w:w="60" w:type="dxa"/>
               <w:left w:w="120" w:type="dxa"/>
@@ -6818,9 +6589,7 @@
       </w:tr>
       <w:tr>
         <w:tc>
-          <w:tcPr>
-            <w:tcW w:w="2460" w:type="dxa"/>
-          </w:tcPr>
+          <w:tcPr/>
           <w:p>
             <w:pPr>
               <w:pStyle w:val="Compact"/>
@@ -6832,7 +6601,7 @@
         </w:tc>
         <w:tc>
           <w:tcPr>
-            <w:tcW w:w="6328" w:type="dxa"/>
+            <w:tcW w:w="7170" w:type="dxa"/>
             <w:tcMar>
               <w:top w:w="60" w:type="dxa"/>
               <w:left w:w="120" w:type="dxa"/>
@@ -6865,6 +6634,7 @@
         </w:tc>
         <w:tc>
           <w:tcPr>
+            <w:tcW w:w="7170" w:type="dxa"/>
             <w:tcMar>
               <w:top w:w="60" w:type="dxa"/>
               <w:left w:w="120" w:type="dxa"/>
@@ -6896,9 +6666,7 @@
           </w:p>
         </w:tc>
         <w:tc>
-          <w:tcPr>
-            <w:tcW w:w="6328" w:type="dxa"/>
-          </w:tcPr>
+          <w:tcPr/>
           <w:p>
             <w:pPr>
               <w:pStyle w:val="Compact"/>
@@ -6911,19 +6679,10 @@
       </w:tr>
       <w:tr>
         <w:tc>
-          <w:tcPr>
-            <w:tcW w:w="2460" w:type="dxa"/>
-            <w:tcMar>
-              <w:top w:w="60" w:type="dxa"/>
-              <w:left w:w="120" w:type="dxa"/>
-              <w:bottom w:w="60" w:type="dxa"/>
-              <w:right w:w="120" w:type="dxa"/>
-            </w:tcMar>
-          </w:tcPr>
-          <w:p>
-            <w:pPr>
-              <w:pStyle w:val="Compact"/>
-              <w:wordWrap w:val="1"/>
+          <w:tcPr/>
+          <w:p>
+            <w:pPr>
+              <w:pStyle w:val="Compact"/>
             </w:pPr>
             <w:r>
               <w:t xml:space="preserve">승인</w:t>
@@ -6931,10 +6690,19 @@
           </w:p>
         </w:tc>
         <w:tc>
-          <w:tcPr/>
-          <w:p>
-            <w:pPr>
-              <w:pStyle w:val="Compact"/>
+          <w:tcPr>
+            <w:tcW w:w="7170" w:type="dxa"/>
+            <w:tcMar>
+              <w:top w:w="60" w:type="dxa"/>
+              <w:left w:w="120" w:type="dxa"/>
+              <w:bottom w:w="60" w:type="dxa"/>
+              <w:right w:w="120" w:type="dxa"/>
+            </w:tcMar>
+          </w:tcPr>
+          <w:p>
+            <w:pPr>
+              <w:pStyle w:val="Compact"/>
+              <w:wordWrap w:val="1"/>
             </w:pPr>
             <w:r>
               <w:t xml:space="preserve">QMR 승인 필수, Class I 수준의 이탈 시 고객 승인 필수</w:t>
@@ -6968,18 +6736,10 @@
       </w:tr>
       <w:tr>
         <w:tc>
-          <w:tcPr>
-            <w:tcMar>
-              <w:top w:w="60" w:type="dxa"/>
-              <w:left w:w="120" w:type="dxa"/>
-              <w:bottom w:w="60" w:type="dxa"/>
-              <w:right w:w="120" w:type="dxa"/>
-            </w:tcMar>
-          </w:tcPr>
-          <w:p>
-            <w:pPr>
-              <w:pStyle w:val="Compact"/>
-              <w:wordWrap w:val="1"/>
+          <w:tcPr/>
+          <w:p>
+            <w:pPr>
+              <w:pStyle w:val="Compact"/>
             </w:pPr>
             <w:r>
               <w:t xml:space="preserve">기한</w:t>
@@ -6987,18 +6747,10 @@
           </w:p>
         </w:tc>
         <w:tc>
-          <w:tcPr>
-            <w:tcMar>
-              <w:top w:w="60" w:type="dxa"/>
-              <w:left w:w="120" w:type="dxa"/>
-              <w:bottom w:w="60" w:type="dxa"/>
-              <w:right w:w="120" w:type="dxa"/>
-            </w:tcMar>
-          </w:tcPr>
-          <w:p>
-            <w:pPr>
-              <w:pStyle w:val="Compact"/>
-              <w:wordWrap w:val="1"/>
+          <w:tcPr/>
+          <w:p>
+            <w:pPr>
+              <w:pStyle w:val="Compact"/>
             </w:pPr>
             <w:r>
               <w:t xml:space="preserve">적용 기한 만료 시 자동 종료, 연장 시 재승인 필요</w:t>
@@ -7049,7 +6801,7 @@
         </w:trPr>
         <w:tc>
           <w:tcPr>
-            <w:tcW w:w="2460" w:type="dxa"/>
+            <w:tcW w:w="1618" w:type="dxa"/>
             <w:tcMar>
               <w:top w:w="60" w:type="dxa"/>
               <w:left w:w="120" w:type="dxa"/>
@@ -7070,7 +6822,7 @@
         </w:tc>
         <w:tc>
           <w:tcPr>
-            <w:tcW w:w="6328" w:type="dxa"/>
+            <w:tcW w:w="7170" w:type="dxa"/>
             <w:tcMar>
               <w:top w:w="60" w:type="dxa"/>
               <w:left w:w="120" w:type="dxa"/>
@@ -7092,9 +6844,7 @@
       </w:tr>
       <w:tr>
         <w:tc>
-          <w:tcPr>
-            <w:tcW w:w="2460" w:type="dxa"/>
-          </w:tcPr>
+          <w:tcPr/>
           <w:p>
             <w:pPr>
               <w:pStyle w:val="Compact"/>
@@ -7106,7 +6856,7 @@
         </w:tc>
         <w:tc>
           <w:tcPr>
-            <w:tcW w:w="6328" w:type="dxa"/>
+            <w:tcW w:w="7170" w:type="dxa"/>
             <w:tcMar>
               <w:top w:w="60" w:type="dxa"/>
               <w:left w:w="120" w:type="dxa"/>
@@ -7139,6 +6889,7 @@
         </w:tc>
         <w:tc>
           <w:tcPr>
+            <w:tcW w:w="7170" w:type="dxa"/>
             <w:tcMar>
               <w:top w:w="60" w:type="dxa"/>
               <w:left w:w="120" w:type="dxa"/>
@@ -7170,9 +6921,7 @@
           </w:p>
         </w:tc>
         <w:tc>
-          <w:tcPr>
-            <w:tcW w:w="6328" w:type="dxa"/>
-          </w:tcPr>
+          <w:tcPr/>
           <w:p>
             <w:pPr>
               <w:pStyle w:val="Compact"/>
@@ -7195,19 +6944,10 @@
       </w:tr>
       <w:tr>
         <w:tc>
-          <w:tcPr>
-            <w:tcW w:w="2460" w:type="dxa"/>
-            <w:tcMar>
-              <w:top w:w="60" w:type="dxa"/>
-              <w:left w:w="120" w:type="dxa"/>
-              <w:bottom w:w="60" w:type="dxa"/>
-              <w:right w:w="120" w:type="dxa"/>
-            </w:tcMar>
-          </w:tcPr>
-          <w:p>
-            <w:pPr>
-              <w:pStyle w:val="Compact"/>
-              <w:wordWrap w:val="1"/>
+          <w:tcPr/>
+          <w:p>
+            <w:pPr>
+              <w:pStyle w:val="Compact"/>
             </w:pPr>
             <w:r>
               <w:t xml:space="preserve">식별</w:t>
@@ -7215,10 +6955,19 @@
           </w:p>
         </w:tc>
         <w:tc>
-          <w:tcPr/>
-          <w:p>
-            <w:pPr>
-              <w:pStyle w:val="Compact"/>
+          <w:tcPr>
+            <w:tcW w:w="7170" w:type="dxa"/>
+            <w:tcMar>
+              <w:top w:w="60" w:type="dxa"/>
+              <w:left w:w="120" w:type="dxa"/>
+              <w:bottom w:w="60" w:type="dxa"/>
+              <w:right w:w="120" w:type="dxa"/>
+            </w:tcMar>
+          </w:tcPr>
+          <w:p>
+            <w:pPr>
+              <w:pStyle w:val="Compact"/>
+              <w:wordWrap w:val="1"/>
             </w:pPr>
             <w:r>
               <w:t xml:space="preserve">특채 제품에 대한 명확한 식별 표시 및 추적</w:t>
@@ -7988,7 +7737,6 @@
               <w:bottom w:w="60" w:type="dxa"/>
               <w:right w:w="120" w:type="dxa"/>
             </w:tcMar>
-            <w:shd w:val="clear" w:color="auto" w:fill="DEEAF1"/>
           </w:tcPr>
           <w:p>
             <w:pPr>
@@ -8008,7 +7756,6 @@
               <w:bottom w:w="60" w:type="dxa"/>
               <w:right w:w="120" w:type="dxa"/>
             </w:tcMar>
-            <w:shd w:val="clear" w:color="auto" w:fill="DEEAF1"/>
           </w:tcPr>
           <w:p>
             <w:pPr>
@@ -8028,7 +7775,6 @@
               <w:bottom w:w="60" w:type="dxa"/>
               <w:right w:w="120" w:type="dxa"/>
             </w:tcMar>
-            <w:shd w:val="clear" w:color="auto" w:fill="DEEAF1"/>
           </w:tcPr>
           <w:p>
             <w:pPr>
@@ -8442,7 +8188,7 @@
         </w:trPr>
         <w:tc>
           <w:tcPr>
-            <w:tcW w:w="2460" w:type="dxa"/>
+            <w:tcW w:w="1786" w:type="dxa"/>
             <w:tcMar>
               <w:top w:w="60" w:type="dxa"/>
               <w:left w:w="120" w:type="dxa"/>
@@ -8463,7 +8209,7 @@
         </w:tc>
         <w:tc>
           <w:tcPr>
-            <w:tcW w:w="6328" w:type="dxa"/>
+            <w:tcW w:w="7002" w:type="dxa"/>
             <w:tcMar>
               <w:top w:w="60" w:type="dxa"/>
               <w:left w:w="120" w:type="dxa"/>
@@ -8485,9 +8231,7 @@
       </w:tr>
       <w:tr>
         <w:tc>
-          <w:tcPr>
-            <w:tcW w:w="2460" w:type="dxa"/>
-          </w:tcPr>
+          <w:tcPr/>
           <w:p>
             <w:pPr>
               <w:pStyle w:val="Compact"/>
@@ -8499,7 +8243,7 @@
         </w:tc>
         <w:tc>
           <w:tcPr>
-            <w:tcW w:w="6328" w:type="dxa"/>
+            <w:tcW w:w="7002" w:type="dxa"/>
             <w:tcMar>
               <w:top w:w="60" w:type="dxa"/>
               <w:left w:w="120" w:type="dxa"/>
@@ -8532,6 +8276,7 @@
         </w:tc>
         <w:tc>
           <w:tcPr>
+            <w:tcW w:w="7002" w:type="dxa"/>
             <w:tcMar>
               <w:top w:w="60" w:type="dxa"/>
               <w:left w:w="120" w:type="dxa"/>
@@ -8563,9 +8308,7 @@
           </w:p>
         </w:tc>
         <w:tc>
-          <w:tcPr>
-            <w:tcW w:w="6328" w:type="dxa"/>
-          </w:tcPr>
+          <w:tcPr/>
           <w:p>
             <w:pPr>
               <w:pStyle w:val="Compact"/>
@@ -8578,19 +8321,10 @@
       </w:tr>
       <w:tr>
         <w:tc>
-          <w:tcPr>
-            <w:tcW w:w="2460" w:type="dxa"/>
-            <w:tcMar>
-              <w:top w:w="60" w:type="dxa"/>
-              <w:left w:w="120" w:type="dxa"/>
-              <w:bottom w:w="60" w:type="dxa"/>
-              <w:right w:w="120" w:type="dxa"/>
-            </w:tcMar>
-          </w:tcPr>
-          <w:p>
-            <w:pPr>
-              <w:pStyle w:val="Compact"/>
-              <w:wordWrap w:val="1"/>
+          <w:tcPr/>
+          <w:p>
+            <w:pPr>
+              <w:pStyle w:val="Compact"/>
             </w:pPr>
             <w:r>
               <w:t xml:space="preserve">QF-816-04</w:t>
@@ -8598,10 +8332,19 @@
           </w:p>
         </w:tc>
         <w:tc>
-          <w:tcPr/>
-          <w:p>
-            <w:pPr>
-              <w:pStyle w:val="Compact"/>
+          <w:tcPr>
+            <w:tcW w:w="7002" w:type="dxa"/>
+            <w:tcMar>
+              <w:top w:w="60" w:type="dxa"/>
+              <w:left w:w="120" w:type="dxa"/>
+              <w:bottom w:w="60" w:type="dxa"/>
+              <w:right w:w="120" w:type="dxa"/>
+            </w:tcMar>
+          </w:tcPr>
+          <w:p>
+            <w:pPr>
+              <w:pStyle w:val="Compact"/>
+              <w:wordWrap w:val="1"/>
             </w:pPr>
             <w:r>
               <w:t xml:space="preserve">변경 영향 분석서 (Change Impact Analysis)</w:t>
@@ -8707,18 +8450,10 @@
       </w:tr>
       <w:tr>
         <w:tc>
-          <w:tcPr>
-            <w:tcMar>
-              <w:top w:w="60" w:type="dxa"/>
-              <w:left w:w="120" w:type="dxa"/>
-              <w:bottom w:w="60" w:type="dxa"/>
-              <w:right w:w="120" w:type="dxa"/>
-            </w:tcMar>
-          </w:tcPr>
-          <w:p>
-            <w:pPr>
-              <w:pStyle w:val="Compact"/>
-              <w:wordWrap w:val="1"/>
+          <w:tcPr/>
+          <w:p>
+            <w:pPr>
+              <w:pStyle w:val="Compact"/>
             </w:pPr>
             <w:r>
               <w:t xml:space="preserve">QF-816-09</w:t>
@@ -8726,18 +8461,10 @@
           </w:p>
         </w:tc>
         <w:tc>
-          <w:tcPr>
-            <w:tcMar>
-              <w:top w:w="60" w:type="dxa"/>
-              <w:left w:w="120" w:type="dxa"/>
-              <w:bottom w:w="60" w:type="dxa"/>
-              <w:right w:w="120" w:type="dxa"/>
-            </w:tcMar>
-          </w:tcPr>
-          <w:p>
-            <w:pPr>
-              <w:pStyle w:val="Compact"/>
-              <w:wordWrap w:val="1"/>
+          <w:tcPr/>
+          <w:p>
+            <w:pPr>
+              <w:pStyle w:val="Compact"/>
             </w:pPr>
             <w:r>
               <w:t xml:space="preserve">변경 이력 대장 (Change Log)</w:t>
@@ -9373,8 +9100,8 @@
     <w:rPrDefault>
       <w:rPr>
         <w:rFonts w:asciiTheme="minorHAnsi" w:cstheme="minorBidi" w:eastAsiaTheme="minorEastAsia" w:hAnsiTheme="minorHAnsi"/>
-        <w:sz w:val="24"/>
-        <w:szCs w:val="24"/>
+        <w:sz w:val="20"/>
+        <w:szCs w:val="20"/>
         <w:lang w:bidi="ar-SA" w:eastAsia="zh-CN" w:val="en-US"/>
       </w:rPr>
     </w:rPrDefault>
@@ -9442,8 +9169,8 @@
     </w:pPr>
     <w:rPr>
       <w:rFonts w:asciiTheme="majorHAnsi" w:cstheme="majorBidi" w:eastAsiaTheme="majorEastAsia" w:hAnsiTheme="majorHAnsi"/>
-      <w:sz w:val="56"/>
-      <w:szCs w:val="56"/>
+      <w:sz w:val="44"/>
+      <w:szCs w:val="44"/>
     </w:rPr>
   </w:style>
   <w:style w:customStyle="1" w:styleId="TitleChar" w:type="character">
@@ -9454,8 +9181,8 @@
     <w:rsid w:val="00A10FD9"/>
     <w:rPr>
       <w:rFonts w:asciiTheme="majorHAnsi" w:cstheme="majorBidi" w:eastAsiaTheme="majorEastAsia" w:hAnsiTheme="majorHAnsi"/>
-      <w:sz w:val="56"/>
-      <w:szCs w:val="56"/>
+      <w:sz w:val="44"/>
+      <w:szCs w:val="44"/>
     </w:rPr>
   </w:style>
   <w:style w:styleId="Subtitle" w:type="paragraph">
@@ -9577,8 +9304,8 @@
     <w:rPr>
       <w:rFonts w:asciiTheme="majorHAnsi" w:cstheme="majorBidi" w:eastAsiaTheme="majorEastAsia" w:hAnsiTheme="majorHAnsi"/>
       <w:color w:themeColor="accent1" w:themeShade="BF" w:val="0F4761"/>
-      <w:sz w:val="40"/>
-      <w:szCs w:val="40"/>
+      <w:sz w:val="32"/>
+      <w:szCs w:val="32"/>
     </w:rPr>
   </w:style>
   <w:style w:styleId="Heading2" w:type="paragraph">
@@ -9768,8 +9495,8 @@
     <w:rPr>
       <w:rFonts w:asciiTheme="majorHAnsi" w:cstheme="majorBidi" w:eastAsiaTheme="majorEastAsia" w:hAnsiTheme="majorHAnsi"/>
       <w:color w:themeColor="accent1" w:themeShade="BF" w:val="0F4761"/>
-      <w:sz w:val="40"/>
-      <w:szCs w:val="40"/>
+      <w:sz w:val="32"/>
+      <w:szCs w:val="32"/>
     </w:rPr>
   </w:style>
   <w:style w:customStyle="1" w:styleId="Heading2Char" w:type="character">
